--- a/referenceMaterial/Genesis_1.docx
+++ b/referenceMaterial/Genesis_1.docx
@@ -158,16 +158,7 @@
         </w:rPr>
       </w:pPr>
       <w:r>
-        <w:rPr>
-          <w:rFonts w:ascii="Arial;Helvetica;sans-serif" w:hAnsi="Arial;Helvetica;sans-serif"/>
-          <w:b w:val="false"/>
-          <w:i w:val="false"/>
-          <w:caps w:val="false"/>
-          <w:smallCaps w:val="false"/>
-          <w:color w:val="222222"/>
-          <w:spacing w:val="0"/>
-          <w:sz w:val="24"/>
-        </w:rPr>
+        <w:rPr/>
         <w:drawing>
           <wp:inline distT="0" distB="0" distL="0" distR="0">
             <wp:extent cx="861060" cy="1973580"/>
@@ -237,20 +228,7 @@
           <w:spacing w:val="0"/>
           <w:sz w:val="24"/>
         </w:rPr>
-        <w:t xml:space="preserve">~ Reason for 46th MP </w:t>
-      </w:r>
-      <w:r>
-        <w:rPr>
-          <w:rFonts w:ascii="Arial;Helvetica;sans-serif" w:hAnsi="Arial;Helvetica;sans-serif"/>
-          <w:b w:val="false"/>
-          <w:i w:val="false"/>
-          <w:caps w:val="false"/>
-          <w:smallCaps w:val="false"/>
-          <w:color w:val="222222"/>
-          <w:spacing w:val="0"/>
-          <w:sz w:val="24"/>
-        </w:rPr>
-        <w:t xml:space="preserve">(only pattern in Genesis that uses </w:t>
+        <w:t xml:space="preserve">~ Reason for 46th MP (only pattern in Genesis 1? that uses </w:t>
       </w:r>
       <w:r>
         <w:rPr>
@@ -6579,35 +6557,7 @@
           <w:spacing w:val="0"/>
           <w:sz w:val="24"/>
         </w:rPr>
-        <w:t xml:space="preserve"> </w:t>
-      </w:r>
-      <w:r>
-        <w:rPr>
-          <w:rFonts w:ascii="Arial;Helvetica;sans-serif" w:hAnsi="Arial;Helvetica;sans-serif"/>
-          <w:b/>
-          <w:bCs/>
-          <w:i w:val="false"/>
-          <w:caps w:val="false"/>
-          <w:smallCaps w:val="false"/>
-          <w:color w:val="222222"/>
-          <w:spacing w:val="0"/>
-          <w:sz w:val="24"/>
-        </w:rPr>
-        <w:t xml:space="preserve">Genesis </w:t>
-      </w:r>
-      <w:r>
-        <w:rPr>
-          <w:rFonts w:ascii="Arial;Helvetica;sans-serif" w:hAnsi="Arial;Helvetica;sans-serif"/>
-          <w:b/>
-          <w:bCs/>
-          <w:i w:val="false"/>
-          <w:caps w:val="false"/>
-          <w:smallCaps w:val="false"/>
-          <w:color w:val="222222"/>
-          <w:spacing w:val="0"/>
-          <w:sz w:val="24"/>
-        </w:rPr>
-        <w:t>3:1</w:t>
+        <w:t xml:space="preserve"> Genesis 3:1</w:t>
       </w:r>
     </w:p>
     <w:p>
@@ -6672,6 +6622,146 @@
           <w:sz w:val="24"/>
         </w:rPr>
         <w:t>~ Carefully check Boltzmann &amp; temp</w:t>
+      </w:r>
+    </w:p>
+    <w:p>
+      <w:pPr>
+        <w:pStyle w:val="Normal"/>
+        <w:widowControl/>
+        <w:bidi w:val="0"/>
+        <w:ind w:hanging="0" w:start="0" w:end="0"/>
+        <w:jc w:val="start"/>
+        <w:rPr>
+          <w:rFonts w:ascii="Arial;Helvetica;sans-serif" w:hAnsi="Arial;Helvetica;sans-serif"/>
+          <w:b w:val="false"/>
+          <w:i w:val="false"/>
+          <w:caps w:val="false"/>
+          <w:smallCaps w:val="false"/>
+          <w:color w:val="222222"/>
+          <w:spacing w:val="0"/>
+          <w:sz w:val="24"/>
+        </w:rPr>
+      </w:pPr>
+      <w:r>
+        <w:rPr>
+          <w:rFonts w:ascii="Arial;Helvetica;sans-serif" w:hAnsi="Arial;Helvetica;sans-serif"/>
+          <w:b w:val="false"/>
+          <w:i w:val="false"/>
+          <w:caps w:val="false"/>
+          <w:smallCaps w:val="false"/>
+          <w:color w:val="222222"/>
+          <w:spacing w:val="0"/>
+          <w:sz w:val="24"/>
+        </w:rPr>
+      </w:r>
+    </w:p>
+    <w:p>
+      <w:pPr>
+        <w:pStyle w:val="Normal"/>
+        <w:widowControl/>
+        <w:bidi w:val="0"/>
+        <w:ind w:hanging="0" w:start="0" w:end="0"/>
+        <w:jc w:val="start"/>
+        <w:rPr>
+          <w:rFonts w:ascii="Arial;Helvetica;sans-serif" w:hAnsi="Arial;Helvetica;sans-serif"/>
+          <w:b w:val="false"/>
+          <w:i w:val="false"/>
+          <w:caps w:val="false"/>
+          <w:smallCaps w:val="false"/>
+          <w:color w:val="222222"/>
+          <w:spacing w:val="0"/>
+          <w:sz w:val="24"/>
+        </w:rPr>
+      </w:pPr>
+      <w:r>
+        <w:rPr>
+          <w:rFonts w:ascii="Arial;Helvetica;sans-serif" w:hAnsi="Arial;Helvetica;sans-serif"/>
+          <w:b w:val="false"/>
+          <w:i w:val="false"/>
+          <w:caps w:val="false"/>
+          <w:smallCaps w:val="false"/>
+          <w:color w:val="222222"/>
+          <w:spacing w:val="0"/>
+          <w:sz w:val="24"/>
+        </w:rPr>
+        <w:t>~ Planck</w:t>
+      </w:r>
+    </w:p>
+    <w:p>
+      <w:pPr>
+        <w:pStyle w:val="Normal"/>
+        <w:widowControl/>
+        <w:bidi w:val="0"/>
+        <w:ind w:hanging="0" w:start="0" w:end="0"/>
+        <w:jc w:val="start"/>
+        <w:rPr>
+          <w:rFonts w:ascii="Arial;Helvetica;sans-serif" w:hAnsi="Arial;Helvetica;sans-serif"/>
+          <w:b w:val="false"/>
+          <w:i w:val="false"/>
+          <w:caps w:val="false"/>
+          <w:smallCaps w:val="false"/>
+          <w:color w:val="222222"/>
+          <w:spacing w:val="0"/>
+          <w:sz w:val="24"/>
+        </w:rPr>
+      </w:pPr>
+      <w:r>
+        <w:rPr>
+          <w:rFonts w:ascii="Arial;Helvetica;sans-serif" w:hAnsi="Arial;Helvetica;sans-serif"/>
+          <w:b w:val="false"/>
+          <w:i w:val="false"/>
+          <w:caps w:val="false"/>
+          <w:smallCaps w:val="false"/>
+          <w:color w:val="222222"/>
+          <w:spacing w:val="0"/>
+          <w:sz w:val="24"/>
+        </w:rPr>
+        <w:drawing>
+          <wp:anchor distT="0" distB="0" distL="0" distR="0" simplePos="0" relativeHeight="3" behindDoc="0" locked="0" layoutInCell="0" allowOverlap="1">
+            <wp:simplePos x="0" y="0"/>
+            <wp:positionH relativeFrom="column">
+              <wp:align>center</wp:align>
+            </wp:positionH>
+            <wp:positionV relativeFrom="paragraph">
+              <wp:posOffset>635</wp:posOffset>
+            </wp:positionV>
+            <wp:extent cx="6332220" cy="6551930"/>
+            <wp:effectExtent l="0" t="0" r="0" b="0"/>
+            <wp:wrapSquare wrapText="largest"/>
+            <wp:docPr id="2" name="Image1"/>
+            <wp:cNvGraphicFramePr>
+              <a:graphicFrameLocks xmlns:a="http://schemas.openxmlformats.org/drawingml/2006/main" noChangeAspect="1"/>
+            </wp:cNvGraphicFramePr>
+            <a:graphic xmlns:a="http://schemas.openxmlformats.org/drawingml/2006/main">
+              <a:graphicData uri="http://schemas.openxmlformats.org/drawingml/2006/picture">
+                <pic:pic xmlns:pic="http://schemas.openxmlformats.org/drawingml/2006/picture">
+                  <pic:nvPicPr>
+                    <pic:cNvPr id="2" name="Image1"/>
+                    <pic:cNvPicPr>
+                      <a:picLocks noChangeAspect="1" noChangeArrowheads="1"/>
+                    </pic:cNvPicPr>
+                  </pic:nvPicPr>
+                  <pic:blipFill>
+                    <a:blip r:embed="rId5"/>
+                    <a:stretch>
+                      <a:fillRect/>
+                    </a:stretch>
+                  </pic:blipFill>
+                  <pic:spPr bwMode="auto">
+                    <a:xfrm>
+                      <a:off x="0" y="0"/>
+                      <a:ext cx="6332220" cy="6551930"/>
+                    </a:xfrm>
+                    <a:prstGeom prst="rect">
+                      <a:avLst/>
+                    </a:prstGeom>
+                    <a:noFill/>
+                  </pic:spPr>
+                </pic:pic>
+              </a:graphicData>
+            </a:graphic>
+          </wp:anchor>
+        </w:drawing>
       </w:r>
     </w:p>
     <w:p>
@@ -6832,6 +6922,7 @@
       <w:pgNumType w:fmt="decimal"/>
       <w:formProt w:val="false"/>
       <w:textDirection w:val="lrTb"/>
+      <w:docGrid w:type="default" w:linePitch="100" w:charSpace="0"/>
     </w:sectPr>
   </w:body>
 </w:document>
@@ -6851,7 +6942,6 @@
     </w:rPrDefault>
     <w:pPrDefault>
       <w:pPr>
-        <w:widowControl/>
         <w:suppressAutoHyphens w:val="true"/>
       </w:pPr>
     </w:pPrDefault>
@@ -6861,7 +6951,10 @@
     <w:qFormat/>
     <w:pPr>
       <w:widowControl/>
+      <w:suppressAutoHyphens w:val="true"/>
       <w:bidi w:val="0"/>
+      <w:spacing w:before="0" w:after="0"/>
+      <w:jc w:val="start"/>
     </w:pPr>
     <w:rPr>
       <w:rFonts w:ascii="Liberation Serif" w:hAnsi="Liberation Serif" w:eastAsia="NSimSun" w:cs="Lucida Sans"/>
